--- a/papers/CostlySelectiveClosure_AdaptiveBehavior_submission.docx
+++ b/papers/CostlySelectiveClosure_AdaptiveBehavior_submission.docx
@@ -2566,7 +2566,7 @@
     </w:p>
     <w:bookmarkEnd w:id="18"/>
     <w:bookmarkEnd w:id="19"/>
-    <w:bookmarkStart w:id="32" w:name="canonical-cases"/>
+    <w:bookmarkStart w:id="35" w:name="canonical-cases"/>
     <w:p>
       <w:pPr>
         <w:pStyle w:val="Heading2"/>
@@ -3405,7 +3405,7 @@
       </w:r>
     </w:p>
     <w:bookmarkEnd w:id="23"/>
-    <w:bookmarkStart w:id="30" w:name="Xc92868094d272cd2cc01d812e961269d500afb5"/>
+    <w:bookmarkStart w:id="33" w:name="Xc92868094d272cd2cc01d812e961269d500afb5"/>
     <w:p>
       <w:pPr>
         <w:pStyle w:val="Heading3"/>
@@ -4021,6 +4021,89 @@
         <w:pStyle w:val="BodyText"/>
       </w:pPr>
       <w:r>
+        <w:t xml:space="preserve">A residual concern is that the rollout cooperation measure is affected by unequal episode lengths: real-stake episodes can terminate early, whereas resettable episodes continue to the fixed horizon, and cooperation is computed only over steps in which both agents remain alive. We therefore ran a frozen-policy common-state probe. Policies from every regime and seed were scored on the same global bank of 2,292 paired observations, built from mortality-free states lying in the empirical common support of independently generated real-stake and resettable rollouts (with bank-generation seeds disjoint from the evaluated policies). On identical states at the end of withdrawal, expected mutual cooperation was 0.485 under real stake and 0.030 under cheap reset, a paired difference of 0.454 (95% bootstrap CI [0.346, 0.557]; paired sign-flip permutation</w:t>
+      </w:r>
+      <w:r>
+        <w:t xml:space="preserve"> </w:t>
+      </w:r>
+      <m:oMath>
+        <m:r>
+          <m:t>p</m:t>
+        </m:r>
+        <m:r>
+          <m:rPr>
+            <m:sty m:val="p"/>
+          </m:rPr>
+          <m:t>&lt;</m:t>
+        </m:r>
+        <m:r>
+          <m:t>0.0001</m:t>
+        </m:r>
+      </m:oMath>
+      <w:r>
+        <w:t xml:space="preserve">); a comparably large separation was already present at the end of training (0.546 versus 0.043). The rollout difference therefore cannot be explained solely by unequal trajectory lengths or by restricting the cooperation denominator to surviving steps. The probe does not remove training-time differences in return structure and state occupancy, which are the mechanisms through which the terminate-versus-reset intervention shapes the learned policies; the full procedure is given in the Appendix.</w:t>
+      </w:r>
+    </w:p>
+    <w:p>
+      <w:pPr>
+        <w:pStyle w:val="CaptionedFigure"/>
+      </w:pPr>
+      <w:r>
+        <w:drawing>
+          <wp:inline>
+            <wp:extent cx="4800600" cy="1698196"/>
+            <wp:effectExtent b="0" l="0" r="0" t="0"/>
+            <wp:docPr descr="Common-state frozen-policy probe, generated from the committed probe result file. Every regime’s frozen policies are scored on one global bank of 2,292 mortality-free paired observations in the real–resettable common support. (a) End-of-withdrawal expected mutual cooperation P(CC | s) per seed, real versus resettable, with paired connecting lines. (b) Per-seed real − resettable differences with the mean and 95% bootstrap CI. (c) End-of-training versus end-of-withdrawal per regime. Simulated-stake is shown only as a faded secondary reference. Points are per-seed values; no density smoothing is used." title="" id="31" name="Picture"/>
+            <a:graphic>
+              <a:graphicData uri="http://schemas.openxmlformats.org/drawingml/2006/picture">
+                <pic:pic>
+                  <pic:nvPicPr>
+                    <pic:cNvPr descr="costly_selective_closure_supplement/figures/figure4_common_state_probe.png" id="32" name="Picture"/>
+                    <pic:cNvPicPr>
+                      <a:picLocks noChangeArrowheads="1" noChangeAspect="1"/>
+                    </pic:cNvPicPr>
+                  </pic:nvPicPr>
+                  <pic:blipFill>
+                    <a:blip r:embed="rId30"/>
+                    <a:stretch>
+                      <a:fillRect/>
+                    </a:stretch>
+                  </pic:blipFill>
+                  <pic:spPr bwMode="auto">
+                    <a:xfrm>
+                      <a:off x="0" y="0"/>
+                      <a:ext cx="4800600" cy="1698196"/>
+                    </a:xfrm>
+                    <a:prstGeom prst="rect">
+                      <a:avLst/>
+                    </a:prstGeom>
+                    <a:noFill/>
+                    <a:ln w="9525">
+                      <a:noFill/>
+                      <a:headEnd/>
+                      <a:tailEnd/>
+                    </a:ln>
+                  </pic:spPr>
+                </pic:pic>
+              </a:graphicData>
+            </a:graphic>
+          </wp:inline>
+        </w:drawing>
+      </w:r>
+    </w:p>
+    <w:p>
+      <w:pPr>
+        <w:pStyle w:val="ImageCaption"/>
+      </w:pPr>
+      <w:r>
+        <w:t xml:space="preserve">Common-state frozen-policy probe, generated from the committed probe result file. Every regime’s frozen policies are scored on one global bank of 2,292 mortality-free paired observations in the real–resettable common support. (a) End-of-withdrawal expected mutual cooperation P(CC | s) per seed, real versus resettable, with paired connecting lines. (b) Per-seed real − resettable differences with the mean and 95% bootstrap CI. (c) End-of-training versus end-of-withdrawal per regime. Simulated-stake is shown only as a faded secondary reference. Points are per-seed values; no density smoothing is used.</w:t>
+      </w:r>
+    </w:p>
+    <w:p>
+      <w:pPr>
+        <w:pStyle w:val="BodyText"/>
+      </w:pPr>
+      <w:r>
         <w:t xml:space="preserve">Taken together, these results provide controlled evidence that token-level irreversibility can act as a causal control variable under matched reward landscapes. The experiment should still be read for exactly what it establishes and no more. It isolates the causal efficacy of</w:t>
       </w:r>
       <w:r>
@@ -4086,11 +4169,59 @@
         <w:t xml:space="preserve"> </w:t>
       </w:r>
       <w:r>
-        <w:t xml:space="preserve">placement of Table 1. Finally, the pressure that stabilizes cooperation is applied across many resettable episodes, so the learning itself occupies the across-lifetime level discussed in Section 2; what the manipulation controls is whether each within-episode failure is terminal. Full experimental details are given in the Appendix, and an anonymized reproduction package (code, fixed result files, and figure scripts) is provided as supplementary material.</w:t>
-      </w:r>
-    </w:p>
-    <w:bookmarkEnd w:id="30"/>
-    <w:bookmarkStart w:id="31" w:name="biological-organisms"/>
+        <w:t xml:space="preserve">placement of Table 1. Three organizational levels should be kept distinct. Termination acts at the</w:t>
+      </w:r>
+      <w:r>
+        <w:t xml:space="preserve"> </w:t>
+      </w:r>
+      <w:r>
+        <w:rPr>
+          <w:i/>
+          <w:iCs/>
+        </w:rPr>
+        <w:t xml:space="preserve">episode-token</w:t>
+      </w:r>
+      <w:r>
+        <w:t xml:space="preserve"> </w:t>
+      </w:r>
+      <w:r>
+        <w:t xml:space="preserve">level: the depleted agent’s current run ends. Learning and historical accumulation occur at the</w:t>
+      </w:r>
+      <w:r>
+        <w:t xml:space="preserve"> </w:t>
+      </w:r>
+      <w:r>
+        <w:rPr>
+          <w:i/>
+          <w:iCs/>
+        </w:rPr>
+        <w:t xml:space="preserve">controller-lineage</w:t>
+      </w:r>
+      <w:r>
+        <w:t xml:space="preserve"> </w:t>
+      </w:r>
+      <w:r>
+        <w:t xml:space="preserve">level, where the policy weights persist across episodes and keep updating; a token’s death does not delete them. Selection pressure is applied by the</w:t>
+      </w:r>
+      <w:r>
+        <w:t xml:space="preserve"> </w:t>
+      </w:r>
+      <w:r>
+        <w:rPr>
+          <w:i/>
+          <w:iCs/>
+        </w:rPr>
+        <w:t xml:space="preserve">training process</w:t>
+      </w:r>
+      <w:r>
+        <w:t xml:space="preserve"> </w:t>
+      </w:r>
+      <w:r>
+        <w:t xml:space="preserve">over many episodes. The manipulation therefore controls whether each within-episode failure is terminal; it does not construct a self-contained digital organism whose controller is physically destroyed on death. What the experiment tests is how episode-token termination shapes the across-episode learning pressure, and the common-state probe indicates that, in this environment, the effect appears as a difference in the learned policies rather than only in the rollout measurement window. Full experimental details are given in the Appendix, and an anonymized reproduction package (code, fixed result files, and figure scripts) is provided as supplementary material.</w:t>
+      </w:r>
+    </w:p>
+    <w:bookmarkEnd w:id="33"/>
+    <w:bookmarkStart w:id="34" w:name="biological-organisms"/>
     <w:p>
       <w:pPr>
         <w:pStyle w:val="Heading3"/>
@@ -4158,9 +4289,9 @@
         <w:t xml:space="preserve">is deliberately taxonomically heterogeneous; it is included only to register expected scale separation once spatial, interoceptive, temporal, and social concern dimensions are jointly counted, not as a calibrated claim about any single species. The framework therefore preserves the intuition that ordinary living systems are not merely more complex than passive artifacts; they are organized under a more demanding regime of maintenance and consequence.</w:t>
       </w:r>
     </w:p>
-    <w:bookmarkEnd w:id="31"/>
-    <w:bookmarkEnd w:id="32"/>
-    <w:bookmarkStart w:id="33" w:name="borderline-cases-discriminating-profiles"/>
+    <w:bookmarkEnd w:id="34"/>
+    <w:bookmarkEnd w:id="35"/>
+    <w:bookmarkStart w:id="36" w:name="borderline-cases-discriminating-profiles"/>
     <w:p>
       <w:pPr>
         <w:pStyle w:val="Heading2"/>
@@ -5316,8 +5447,8 @@
         <w:t xml:space="preserve">, and it makes the borderline cases disagree with rival criteria at nameable points.</w:t>
       </w:r>
     </w:p>
-    <w:bookmarkEnd w:id="33"/>
-    <w:bookmarkStart w:id="34" w:name="Xab7e159f6eaf3594e21f44eb92a32fb63954631"/>
+    <w:bookmarkEnd w:id="36"/>
+    <w:bookmarkStart w:id="37" w:name="Xab7e159f6eaf3594e21f44eb92a32fb63954631"/>
     <w:p>
       <w:pPr>
         <w:pStyle w:val="Heading2"/>
@@ -5511,11 +5642,11 @@
         <w:t xml:space="preserve"> </w:t>
       </w:r>
       <w:r>
-        <w:t xml:space="preserve">into a buildable discrimination problem. The philosophical claim is therefore experimentally exposed. If cost, memory, and vulnerability can be stripped away without changing the persistence of life-like behavior, then the framework is wrong or incomplete. If they cannot, then costly selective closure marks a real boundary in the design space of artificial life. The present contribution remains primarily heuristic and programmatic, but it now rests on a controlled experiment rather than only an experimental sketch.</w:t>
-      </w:r>
-    </w:p>
-    <w:bookmarkEnd w:id="34"/>
-    <w:bookmarkStart w:id="35" w:name="conclusion"/>
+        <w:t xml:space="preserve">into a buildable discrimination problem. The philosophical claim is therefore experimentally exposed. If cost, memory, and vulnerability can be stripped away without changing the persistence of life-like behavior, then the framework is wrong or incomplete. If they cannot, then costly selective closure marks a real boundary in the design space of artificial life. The present contribution remains primarily heuristic and programmatic, but it now rests on a controlled experiment rather than only an experimental sketch. A frozen-policy probe on matched states indicates that the central real-versus-resettable contrast reflects a difference in the learned policies rather than a measurement-window artifact, without extending the broader life-likeness claim.</w:t>
+      </w:r>
+    </w:p>
+    <w:bookmarkEnd w:id="37"/>
+    <w:bookmarkStart w:id="38" w:name="conclusion"/>
     <w:p>
       <w:pPr>
         <w:pStyle w:val="Heading2"/>
@@ -5602,8 +5733,8 @@
         <w:t xml:space="preserve">The central lesson is simple: stronger life-likeness requires stronger forms of paid commitment. To build a more life-like system, it is not enough to increase complexity, realism, or behavioral flexibility. Artificial systems must be built so that their organization matters because it must be maintained, carried forward, and can genuinely be lost.</w:t>
       </w:r>
     </w:p>
-    <w:bookmarkEnd w:id="35"/>
-    <w:bookmarkStart w:id="36" w:name="data-and-code-availability"/>
+    <w:bookmarkEnd w:id="38"/>
+    <w:bookmarkStart w:id="39" w:name="data-and-code-availability"/>
     <w:p>
       <w:pPr>
         <w:pStyle w:val="Heading2"/>
@@ -5620,8 +5751,8 @@
         <w:t xml:space="preserve">An anonymized reproduction package containing the experiment code, the fixed result files used in the paper, and the figure-generation scripts is provided as supplementary material. All quantitative content in Figure 3 is regenerated from the committed result files by the included figure script; no values are hand-entered. The clean causal comparison is real-stake versus resettable; the simulated-stake condition is auxiliary.</w:t>
       </w:r>
     </w:p>
-    <w:bookmarkEnd w:id="36"/>
-    <w:bookmarkStart w:id="37" w:name="references"/>
+    <w:bookmarkEnd w:id="39"/>
+    <w:bookmarkStart w:id="40" w:name="references"/>
     <w:p>
       <w:pPr>
         <w:pStyle w:val="Heading2"/>
@@ -6380,8 +6511,8 @@
         <w:t xml:space="preserve">, 8, 229-256.</w:t>
       </w:r>
     </w:p>
-    <w:bookmarkEnd w:id="37"/>
-    <w:bookmarkStart w:id="43" w:name="appendix-experimental-details"/>
+    <w:bookmarkEnd w:id="40"/>
+    <w:bookmarkStart w:id="47" w:name="appendix-experimental-details"/>
     <w:p>
       <w:pPr>
         <w:pStyle w:val="Heading2"/>
@@ -6398,7 +6529,7 @@
         <w:t xml:space="preserve">The controlled experiment of Section 4.5 uses a compact, pure-NumPy implementation with no external reinforcement-learning framework. Reproduction code, the fixed result files, and figure-generation scripts are provided in the anonymized supplementary package (see Data and Code Availability).</w:t>
       </w:r>
     </w:p>
-    <w:bookmarkStart w:id="38" w:name="a.1-environment"/>
+    <w:bookmarkStart w:id="41" w:name="a.1-environment"/>
     <w:p>
       <w:pPr>
         <w:pStyle w:val="Heading3"/>
@@ -6730,8 +6861,8 @@
         <w:t xml:space="preserve">and continues, and simulated-stake resets as well but adds a further represented-danger reward penalty of 1.5 and a mortality flag in the observation. A mutual-cooperation bonus of 1.0 is added during training only.</w:t>
       </w:r>
     </w:p>
-    <w:bookmarkEnd w:id="38"/>
-    <w:bookmarkStart w:id="39" w:name="a.2-policy-and-observation"/>
+    <w:bookmarkEnd w:id="41"/>
+    <w:bookmarkStart w:id="42" w:name="a.2-policy-and-observation"/>
     <w:p>
       <w:pPr>
         <w:pStyle w:val="Heading3"/>
@@ -6748,8 +6879,8 @@
         <w:t xml:space="preserve">Each agent has its own two-layer policy network — 12 observation features to 16 tanh hidden units to 3 action logits (softmax) — with independent (unshared) weights. The 12 features are: a bias; own and partner energy (normalized); own and partner low-energy flags; whether the partner’s last action was cooperate and whether it was solo; own and partner recent-failure flags; time-to-horizon; a mortality token; and whether the agent’s own last action was cooperate.</w:t>
       </w:r>
     </w:p>
-    <w:bookmarkEnd w:id="39"/>
-    <w:bookmarkStart w:id="40" w:name="a.3-training-and-withdrawal"/>
+    <w:bookmarkEnd w:id="42"/>
+    <w:bookmarkStart w:id="43" w:name="a.3-training-and-withdrawal"/>
     <w:p>
       <w:pPr>
         <w:pStyle w:val="Heading3"/>
@@ -6786,8 +6917,8 @@
         <w:t xml:space="preserve">. Phase 1 runs 1000 episodes with the mutual-cooperation bonus active; phase 2 runs 300 further online-adaptation episodes with the bonus removed and learning continuing. Reported statistics average over the last 100 episodes of the relevant phase. The main, zero-penalty, and lives-gradient conditions use 30 seeds; the payoff sweep uses 15 seeds per cell.</w:t>
       </w:r>
     </w:p>
-    <w:bookmarkEnd w:id="40"/>
-    <w:bookmarkStart w:id="41" w:name="a.4-measures"/>
+    <w:bookmarkEnd w:id="43"/>
+    <w:bookmarkStart w:id="44" w:name="a.4-measures"/>
     <w:p>
       <w:pPr>
         <w:pStyle w:val="Heading3"/>
@@ -6964,8 +7095,8 @@
         <w:t xml:space="preserve">. The lives-gradient monotonicity uses a tie-aware Spearman rank correlation with a two-sided blocked-by-seed permutation p-value: because each seed is run at every level (a repeated-measures design), the permutation shuffles level labels within each seed only, never across seeds. Figure 3(a) error bars are 95% bootstrap confidence intervals of the mean (10,000 resamples).</w:t>
       </w:r>
     </w:p>
-    <w:bookmarkEnd w:id="41"/>
-    <w:bookmarkStart w:id="42" w:name="a.5-robustness-variants"/>
+    <w:bookmarkEnd w:id="44"/>
+    <w:bookmarkStart w:id="45" w:name="a.5-robustness-variants"/>
     <w:p>
       <w:pPr>
         <w:pStyle w:val="Heading3"/>
@@ -7119,8 +7250,784 @@
         <w:t xml:space="preserve">(net -0.15 and -0.45 after the metabolic cost), comparing real (one life) against resettable (unbounded) at 15 seeds per cell.</w:t>
       </w:r>
     </w:p>
-    <w:bookmarkEnd w:id="42"/>
-    <w:bookmarkEnd w:id="43"/>
+    <w:bookmarkEnd w:id="45"/>
+    <w:bookmarkStart w:id="46" w:name="a.6-common-state-frozen-policy-probe"/>
+    <w:p>
+      <w:pPr>
+        <w:pStyle w:val="Heading3"/>
+      </w:pPr>
+      <w:r>
+        <w:t xml:space="preserve">A.6 Common-State Frozen-Policy Probe</w:t>
+      </w:r>
+    </w:p>
+    <w:p>
+      <w:pPr>
+        <w:pStyle w:val="FirstParagraph"/>
+      </w:pPr>
+      <w:r>
+        <w:t xml:space="preserve">The rollout cooperation rate is computed over steps in which both agents are alive, and real-stake episodes can terminate early while resettable episodes run to the fixed horizon. To check that the real–resettable gap is not primarily an artifact of this unequal, informatively censored measurement window, we evaluate frozen policies on identical inputs.</w:t>
+      </w:r>
+    </w:p>
+    <w:p>
+      <w:pPr>
+        <w:pStyle w:val="BodyText"/>
+      </w:pPr>
+      <w:r>
+        <w:rPr>
+          <w:i/>
+          <w:iCs/>
+        </w:rPr>
+        <w:t xml:space="preserve">Three levels.</w:t>
+      </w:r>
+      <w:r>
+        <w:t xml:space="preserve"> </w:t>
+      </w:r>
+      <w:r>
+        <w:t xml:space="preserve">Termination acts at the</w:t>
+      </w:r>
+      <w:r>
+        <w:t xml:space="preserve"> </w:t>
+      </w:r>
+      <w:r>
+        <w:rPr>
+          <w:b/>
+          <w:bCs/>
+        </w:rPr>
+        <w:t xml:space="preserve">episode-token</w:t>
+      </w:r>
+      <w:r>
+        <w:t xml:space="preserve"> </w:t>
+      </w:r>
+      <w:r>
+        <w:t xml:space="preserve">level (a depleted agent’s run ends); learning and history accumulate at the</w:t>
+      </w:r>
+      <w:r>
+        <w:t xml:space="preserve"> </w:t>
+      </w:r>
+      <w:r>
+        <w:rPr>
+          <w:b/>
+          <w:bCs/>
+        </w:rPr>
+        <w:t xml:space="preserve">controller-lineage</w:t>
+      </w:r>
+      <w:r>
+        <w:t xml:space="preserve"> </w:t>
+      </w:r>
+      <w:r>
+        <w:t xml:space="preserve">level (the policy weights persist across episodes and are not deleted when a token dies); selection is applied by the</w:t>
+      </w:r>
+      <w:r>
+        <w:t xml:space="preserve"> </w:t>
+      </w:r>
+      <w:r>
+        <w:rPr>
+          <w:b/>
+          <w:bCs/>
+        </w:rPr>
+        <w:t xml:space="preserve">training process</w:t>
+      </w:r>
+      <w:r>
+        <w:t xml:space="preserve"> </w:t>
+      </w:r>
+      <w:r>
+        <w:t xml:space="preserve">over many episodes. The probe asks whether the learned controllers differ, not whether a token was censored.</w:t>
+      </w:r>
+    </w:p>
+    <w:p>
+      <w:pPr>
+        <w:pStyle w:val="BodyText"/>
+      </w:pPr>
+      <w:r>
+        <w:rPr>
+          <w:i/>
+          <w:iCs/>
+        </w:rPr>
+        <w:t xml:space="preserve">Independent bank generation.</w:t>
+      </w:r>
+      <w:r>
+        <w:t xml:space="preserve"> </w:t>
+      </w:r>
+      <w:r>
+        <w:t xml:space="preserve">The observation bank is built from held-out rollouts of policies trained on bank-generation seeds (1001–1010), disjoint from the evaluation seeds (1–30), so the evaluated policies never contribute states to the bank on which they are scored.</w:t>
+      </w:r>
+    </w:p>
+    <w:p>
+      <w:pPr>
+        <w:pStyle w:val="BodyText"/>
+      </w:pPr>
+      <w:r>
+        <w:rPr>
+          <w:i/>
+          <w:iCs/>
+        </w:rPr>
+        <w:t xml:space="preserve">Mortality-free common support.</w:t>
+      </w:r>
+      <w:r>
+        <w:t xml:space="preserve"> </w:t>
+      </w:r>
+      <w:r>
+        <w:t xml:space="preserve">Only states with mortality token 0 enter the headline bank, because real-stake produces essentially no mortality-flagged both-alive states (real: 0; resettable: 11,089), whereas resettable accumulates many after cheap restoration. States are binned by mean normalized energy (low/mid/high) × time-to-horizon (early/middle/late). A cell enters the bank only if</w:t>
+      </w:r>
+      <w:r>
+        <w:t xml:space="preserve"> </w:t>
+      </w:r>
+      <w:r>
+        <w:rPr>
+          <w:i/>
+          <w:iCs/>
+        </w:rPr>
+        <w:t xml:space="preserve">both</w:t>
+      </w:r>
+      <w:r>
+        <w:t xml:space="preserve"> </w:t>
+      </w:r>
+      <w:r>
+        <w:t xml:space="preserve">regimes reach at least 30 states in it; within each included cell, equal numbers of real and resettable states are sampled (50/50 contribution). Six of nine cells qualified (high×early, high×middle, high×late, low×early, low×middle, mid×early); three were excluded for lack of resettable coverage (low×late, mid×late, mid×middle). The final bank contains 2,292 paired observations. A separate mortality-token-1 bank (resettable states only; real has none) is reported as an exploratory out-of-distribution stress test, not as part of the headline.</w:t>
+      </w:r>
+    </w:p>
+    <w:p>
+      <w:pPr>
+        <w:pStyle w:val="BodyText"/>
+      </w:pPr>
+      <w:r>
+        <w:rPr>
+          <w:i/>
+          <w:iCs/>
+        </w:rPr>
+        <w:t xml:space="preserve">Statistic.</w:t>
+      </w:r>
+      <w:r>
+        <w:t xml:space="preserve"> </w:t>
+      </w:r>
+      <w:r>
+        <w:t xml:space="preserve">For each paired state, expected mutual cooperation is</w:t>
+      </w:r>
+      <w:r>
+        <w:t xml:space="preserve"> </w:t>
+      </w:r>
+      <m:oMath>
+        <m:r>
+          <m:t>P</m:t>
+        </m:r>
+        <m:r>
+          <m:rPr>
+            <m:sty m:val="p"/>
+          </m:rPr>
+          <m:t>(</m:t>
+        </m:r>
+        <m:r>
+          <m:t>C</m:t>
+        </m:r>
+        <m:r>
+          <m:t>C</m:t>
+        </m:r>
+        <m:r>
+          <m:rPr>
+            <m:sty m:val="p"/>
+          </m:rPr>
+          <m:t>∣</m:t>
+        </m:r>
+        <m:r>
+          <m:t>s</m:t>
+        </m:r>
+        <m:r>
+          <m:rPr>
+            <m:sty m:val="p"/>
+          </m:rPr>
+          <m:t>)</m:t>
+        </m:r>
+        <m:r>
+          <m:rPr>
+            <m:sty m:val="p"/>
+          </m:rPr>
+          <m:t>=</m:t>
+        </m:r>
+        <m:sSub>
+          <m:e>
+            <m:r>
+              <m:t>P</m:t>
+            </m:r>
+          </m:e>
+          <m:sub>
+            <m:r>
+              <m:t>1</m:t>
+            </m:r>
+          </m:sub>
+        </m:sSub>
+        <m:r>
+          <m:rPr>
+            <m:sty m:val="p"/>
+          </m:rPr>
+          <m:t>(</m:t>
+        </m:r>
+        <m:r>
+          <m:t>C</m:t>
+        </m:r>
+        <m:r>
+          <m:rPr>
+            <m:sty m:val="p"/>
+          </m:rPr>
+          <m:t>∣</m:t>
+        </m:r>
+        <m:sSub>
+          <m:e>
+            <m:r>
+              <m:t>s</m:t>
+            </m:r>
+          </m:e>
+          <m:sub>
+            <m:r>
+              <m:t>1</m:t>
+            </m:r>
+          </m:sub>
+        </m:sSub>
+        <m:r>
+          <m:rPr>
+            <m:sty m:val="p"/>
+          </m:rPr>
+          <m:t>)</m:t>
+        </m:r>
+        <m:r>
+          <m:t> </m:t>
+        </m:r>
+        <m:sSub>
+          <m:e>
+            <m:r>
+              <m:t>P</m:t>
+            </m:r>
+          </m:e>
+          <m:sub>
+            <m:r>
+              <m:t>2</m:t>
+            </m:r>
+          </m:sub>
+        </m:sSub>
+        <m:r>
+          <m:rPr>
+            <m:sty m:val="p"/>
+          </m:rPr>
+          <m:t>(</m:t>
+        </m:r>
+        <m:r>
+          <m:t>C</m:t>
+        </m:r>
+        <m:r>
+          <m:rPr>
+            <m:sty m:val="p"/>
+          </m:rPr>
+          <m:t>∣</m:t>
+        </m:r>
+        <m:sSub>
+          <m:e>
+            <m:r>
+              <m:t>s</m:t>
+            </m:r>
+          </m:e>
+          <m:sub>
+            <m:r>
+              <m:t>2</m:t>
+            </m:r>
+          </m:sub>
+        </m:sSub>
+        <m:r>
+          <m:rPr>
+            <m:sty m:val="p"/>
+          </m:rPr>
+          <m:t>)</m:t>
+        </m:r>
+      </m:oMath>
+      <w:r>
+        <w:t xml:space="preserve">, the product of the two frozen softmax cooperation probabilities; each regime’s diagnostic is the mean over the bank. Two checkpoints are reported: end-of-training (episode 1000, before withdrawal) and end-of-withdrawal (episode 1300). Uncertainty on the paired real − resettable difference uses a percentile bootstrap (10,000 resamples) and a two-sided paired sign-flip permutation test (20,000 resamples). The probe was run under Python 3.14 / NumPy 2.5.1, and the retrained rollout anchors reproduced the committed values (real 0.548, resettable 0.037, simulated 0.073).</w:t>
+      </w:r>
+    </w:p>
+    <w:tbl>
+      <w:tblPr>
+        <w:tblStyle w:val="Table"/>
+        <w:tblW w:type="auto" w:w="0"/>
+        <w:tblLook w:firstRow="1" w:lastRow="0" w:firstColumn="0" w:lastColumn="0" w:noHBand="0" w:noVBand="0" w:val="0020"/>
+      </w:tblPr>
+      <w:tblGrid>
+        <w:gridCol w:w="1584"/>
+        <w:gridCol w:w="1584"/>
+        <w:gridCol w:w="1584"/>
+        <w:gridCol w:w="1584"/>
+        <w:gridCol w:w="1584"/>
+      </w:tblGrid>
+      <w:tr>
+        <w:trPr>
+          <w:tblHeader w:val="on"/>
+        </w:trPr>
+        <w:tc>
+          <w:tcPr/>
+          <w:p>
+            <w:pPr>
+              <w:pStyle w:val="Compact"/>
+            </w:pPr>
+            <w:r>
+              <w:t xml:space="preserve">checkpoint</w:t>
+            </w:r>
+          </w:p>
+        </w:tc>
+        <w:tc>
+          <w:tcPr/>
+          <w:p>
+            <w:pPr>
+              <w:pStyle w:val="Compact"/>
+            </w:pPr>
+            <w:r>
+              <w:t xml:space="preserve">regime</w:t>
+            </w:r>
+          </w:p>
+        </w:tc>
+        <w:tc>
+          <w:tcPr/>
+          <w:p>
+            <w:pPr>
+              <w:pStyle w:val="Compact"/>
+              <w:jc w:val="right"/>
+            </w:pPr>
+            <w:r>
+              <w:t xml:space="preserve">mean</w:t>
+            </w:r>
+          </w:p>
+        </w:tc>
+        <w:tc>
+          <w:tcPr/>
+          <w:p>
+            <w:pPr>
+              <w:pStyle w:val="Compact"/>
+              <w:jc w:val="right"/>
+            </w:pPr>
+            <w:r>
+              <w:t xml:space="preserve">median</w:t>
+            </w:r>
+          </w:p>
+        </w:tc>
+        <w:tc>
+          <w:tcPr/>
+          <w:p>
+            <w:pPr>
+              <w:pStyle w:val="Compact"/>
+              <w:jc w:val="right"/>
+            </w:pPr>
+            <w:r>
+              <w:t xml:space="preserve">IQR</w:t>
+            </w:r>
+          </w:p>
+        </w:tc>
+      </w:tr>
+      <w:tr>
+        <w:tc>
+          <w:tcPr/>
+          <w:p>
+            <w:pPr>
+              <w:pStyle w:val="Compact"/>
+            </w:pPr>
+            <w:r>
+              <w:t xml:space="preserve">end-of-training</w:t>
+            </w:r>
+          </w:p>
+        </w:tc>
+        <w:tc>
+          <w:tcPr/>
+          <w:p>
+            <w:pPr>
+              <w:pStyle w:val="Compact"/>
+            </w:pPr>
+            <w:r>
+              <w:t xml:space="preserve">real</w:t>
+            </w:r>
+          </w:p>
+        </w:tc>
+        <w:tc>
+          <w:tcPr/>
+          <w:p>
+            <w:pPr>
+              <w:pStyle w:val="Compact"/>
+              <w:jc w:val="right"/>
+            </w:pPr>
+            <w:r>
+              <w:t xml:space="preserve">0.546</w:t>
+            </w:r>
+          </w:p>
+        </w:tc>
+        <w:tc>
+          <w:tcPr/>
+          <w:p>
+            <w:pPr>
+              <w:pStyle w:val="Compact"/>
+              <w:jc w:val="right"/>
+            </w:pPr>
+            <w:r>
+              <w:t xml:space="preserve">0.714</w:t>
+            </w:r>
+          </w:p>
+        </w:tc>
+        <w:tc>
+          <w:tcPr/>
+          <w:p>
+            <w:pPr>
+              <w:pStyle w:val="Compact"/>
+              <w:jc w:val="right"/>
+            </w:pPr>
+            <w:r>
+              <w:t xml:space="preserve">[0.494, 0.771]</w:t>
+            </w:r>
+          </w:p>
+        </w:tc>
+      </w:tr>
+      <w:tr>
+        <w:tc>
+          <w:tcPr/>
+          <w:p>
+            <w:pPr>
+              <w:pStyle w:val="Compact"/>
+            </w:pPr>
+            <w:r>
+              <w:t xml:space="preserve">end-of-training</w:t>
+            </w:r>
+          </w:p>
+        </w:tc>
+        <w:tc>
+          <w:tcPr/>
+          <w:p>
+            <w:pPr>
+              <w:pStyle w:val="Compact"/>
+            </w:pPr>
+            <w:r>
+              <w:t xml:space="preserve">resettable</w:t>
+            </w:r>
+          </w:p>
+        </w:tc>
+        <w:tc>
+          <w:tcPr/>
+          <w:p>
+            <w:pPr>
+              <w:pStyle w:val="Compact"/>
+              <w:jc w:val="right"/>
+            </w:pPr>
+            <w:r>
+              <w:t xml:space="preserve">0.043</w:t>
+            </w:r>
+          </w:p>
+        </w:tc>
+        <w:tc>
+          <w:tcPr/>
+          <w:p>
+            <w:pPr>
+              <w:pStyle w:val="Compact"/>
+              <w:jc w:val="right"/>
+            </w:pPr>
+            <w:r>
+              <w:t xml:space="preserve">0.001</w:t>
+            </w:r>
+          </w:p>
+        </w:tc>
+        <w:tc>
+          <w:tcPr/>
+          <w:p>
+            <w:pPr>
+              <w:pStyle w:val="Compact"/>
+              <w:jc w:val="right"/>
+            </w:pPr>
+            <w:r>
+              <w:t xml:space="preserve">[0.001, 0.003]</w:t>
+            </w:r>
+          </w:p>
+        </w:tc>
+      </w:tr>
+      <w:tr>
+        <w:tc>
+          <w:tcPr/>
+          <w:p>
+            <w:pPr>
+              <w:pStyle w:val="Compact"/>
+            </w:pPr>
+            <w:r>
+              <w:t xml:space="preserve">end-of-training</w:t>
+            </w:r>
+          </w:p>
+        </w:tc>
+        <w:tc>
+          <w:tcPr/>
+          <w:p>
+            <w:pPr>
+              <w:pStyle w:val="Compact"/>
+            </w:pPr>
+            <w:r>
+              <w:t xml:space="preserve">simulated</w:t>
+            </w:r>
+          </w:p>
+        </w:tc>
+        <w:tc>
+          <w:tcPr/>
+          <w:p>
+            <w:pPr>
+              <w:pStyle w:val="Compact"/>
+              <w:jc w:val="right"/>
+            </w:pPr>
+            <w:r>
+              <w:t xml:space="preserve">0.064</w:t>
+            </w:r>
+          </w:p>
+        </w:tc>
+        <w:tc>
+          <w:tcPr/>
+          <w:p>
+            <w:pPr>
+              <w:pStyle w:val="Compact"/>
+              <w:jc w:val="right"/>
+            </w:pPr>
+            <w:r>
+              <w:t xml:space="preserve">0.001</w:t>
+            </w:r>
+          </w:p>
+        </w:tc>
+        <w:tc>
+          <w:tcPr/>
+          <w:p>
+            <w:pPr>
+              <w:pStyle w:val="Compact"/>
+              <w:jc w:val="right"/>
+            </w:pPr>
+            <w:r>
+              <w:t xml:space="preserve">[0.001, 0.001]</w:t>
+            </w:r>
+          </w:p>
+        </w:tc>
+      </w:tr>
+      <w:tr>
+        <w:tc>
+          <w:tcPr/>
+          <w:p>
+            <w:pPr>
+              <w:pStyle w:val="Compact"/>
+            </w:pPr>
+            <w:r>
+              <w:t xml:space="preserve">end-of-withdrawal</w:t>
+            </w:r>
+          </w:p>
+        </w:tc>
+        <w:tc>
+          <w:tcPr/>
+          <w:p>
+            <w:pPr>
+              <w:pStyle w:val="Compact"/>
+            </w:pPr>
+            <w:r>
+              <w:t xml:space="preserve">real</w:t>
+            </w:r>
+          </w:p>
+        </w:tc>
+        <w:tc>
+          <w:tcPr/>
+          <w:p>
+            <w:pPr>
+              <w:pStyle w:val="Compact"/>
+              <w:jc w:val="right"/>
+            </w:pPr>
+            <w:r>
+              <w:t xml:space="preserve">0.485</w:t>
+            </w:r>
+          </w:p>
+        </w:tc>
+        <w:tc>
+          <w:tcPr/>
+          <w:p>
+            <w:pPr>
+              <w:pStyle w:val="Compact"/>
+              <w:jc w:val="right"/>
+            </w:pPr>
+            <w:r>
+              <w:t xml:space="preserve">0.618</w:t>
+            </w:r>
+          </w:p>
+        </w:tc>
+        <w:tc>
+          <w:tcPr/>
+          <w:p>
+            <w:pPr>
+              <w:pStyle w:val="Compact"/>
+              <w:jc w:val="right"/>
+            </w:pPr>
+            <w:r>
+              <w:t xml:space="preserve">[0.285, 0.750]</w:t>
+            </w:r>
+          </w:p>
+        </w:tc>
+      </w:tr>
+      <w:tr>
+        <w:tc>
+          <w:tcPr/>
+          <w:p>
+            <w:pPr>
+              <w:pStyle w:val="Compact"/>
+            </w:pPr>
+            <w:r>
+              <w:t xml:space="preserve">end-of-withdrawal</w:t>
+            </w:r>
+          </w:p>
+        </w:tc>
+        <w:tc>
+          <w:tcPr/>
+          <w:p>
+            <w:pPr>
+              <w:pStyle w:val="Compact"/>
+            </w:pPr>
+            <w:r>
+              <w:t xml:space="preserve">resettable</w:t>
+            </w:r>
+          </w:p>
+        </w:tc>
+        <w:tc>
+          <w:tcPr/>
+          <w:p>
+            <w:pPr>
+              <w:pStyle w:val="Compact"/>
+              <w:jc w:val="right"/>
+            </w:pPr>
+            <w:r>
+              <w:t xml:space="preserve">0.030</w:t>
+            </w:r>
+          </w:p>
+        </w:tc>
+        <w:tc>
+          <w:tcPr/>
+          <w:p>
+            <w:pPr>
+              <w:pStyle w:val="Compact"/>
+              <w:jc w:val="right"/>
+            </w:pPr>
+            <w:r>
+              <w:t xml:space="preserve">0.000</w:t>
+            </w:r>
+          </w:p>
+        </w:tc>
+        <w:tc>
+          <w:tcPr/>
+          <w:p>
+            <w:pPr>
+              <w:pStyle w:val="Compact"/>
+              <w:jc w:val="right"/>
+            </w:pPr>
+            <w:r>
+              <w:t xml:space="preserve">[0.000, 0.001]</w:t>
+            </w:r>
+          </w:p>
+        </w:tc>
+      </w:tr>
+      <w:tr>
+        <w:tc>
+          <w:tcPr/>
+          <w:p>
+            <w:pPr>
+              <w:pStyle w:val="Compact"/>
+            </w:pPr>
+            <w:r>
+              <w:t xml:space="preserve">end-of-withdrawal</w:t>
+            </w:r>
+          </w:p>
+        </w:tc>
+        <w:tc>
+          <w:tcPr/>
+          <w:p>
+            <w:pPr>
+              <w:pStyle w:val="Compact"/>
+            </w:pPr>
+            <w:r>
+              <w:t xml:space="preserve">simulated</w:t>
+            </w:r>
+          </w:p>
+        </w:tc>
+        <w:tc>
+          <w:tcPr/>
+          <w:p>
+            <w:pPr>
+              <w:pStyle w:val="Compact"/>
+              <w:jc w:val="right"/>
+            </w:pPr>
+            <w:r>
+              <w:t xml:space="preserve">0.053</w:t>
+            </w:r>
+          </w:p>
+        </w:tc>
+        <w:tc>
+          <w:tcPr/>
+          <w:p>
+            <w:pPr>
+              <w:pStyle w:val="Compact"/>
+              <w:jc w:val="right"/>
+            </w:pPr>
+            <w:r>
+              <w:t xml:space="preserve">0.000</w:t>
+            </w:r>
+          </w:p>
+        </w:tc>
+        <w:tc>
+          <w:tcPr/>
+          <w:p>
+            <w:pPr>
+              <w:pStyle w:val="Compact"/>
+              <w:jc w:val="right"/>
+            </w:pPr>
+            <w:r>
+              <w:t xml:space="preserve">[0.000, 0.001]</w:t>
+            </w:r>
+          </w:p>
+        </w:tc>
+      </w:tr>
+    </w:tbl>
+    <w:p>
+      <w:pPr>
+        <w:pStyle w:val="BodyText"/>
+      </w:pPr>
+      <w:r>
+        <w:t xml:space="preserve">The paired real − resettable difference is +0.503 (95% CI [0.385, 0.612],</w:t>
+      </w:r>
+      <w:r>
+        <w:t xml:space="preserve"> </w:t>
+      </w:r>
+      <m:oMath>
+        <m:r>
+          <m:t>p</m:t>
+        </m:r>
+        <m:r>
+          <m:rPr>
+            <m:sty m:val="p"/>
+          </m:rPr>
+          <m:t>&lt;</m:t>
+        </m:r>
+        <m:r>
+          <m:t>0.0001</m:t>
+        </m:r>
+      </m:oMath>
+      <w:r>
+        <w:t xml:space="preserve">) at the end of training and +0.454 (95% CI [0.346, 0.557],</w:t>
+      </w:r>
+      <w:r>
+        <w:t xml:space="preserve"> </w:t>
+      </w:r>
+      <m:oMath>
+        <m:r>
+          <m:t>p</m:t>
+        </m:r>
+        <m:r>
+          <m:rPr>
+            <m:sty m:val="p"/>
+          </m:rPr>
+          <m:t>&lt;</m:t>
+        </m:r>
+        <m:r>
+          <m:t>0.0001</m:t>
+        </m:r>
+      </m:oMath>
+      <w:r>
+        <w:t xml:space="preserve">) at the end of withdrawal (Figure 4). Real-stake seeds show basin-like heterogeneity: a subset sit near zero while most sit high (end-of-withdrawal median 0.618, with 60% of seeds above 0.5), which we describe as apparent clustering rather than formally bimodal. On identical states, the frozen policies differ substantially, which the unequal-length rollout window cannot by itself explain.</w:t>
+      </w:r>
+    </w:p>
+    <w:bookmarkEnd w:id="46"/>
+    <w:bookmarkEnd w:id="47"/>
     <w:sectPr>
       <w:footnotePr>
         <w:numRestart w:val="eachSect"/>

--- a/papers/CostlySelectiveClosure_AdaptiveBehavior_submission.docx
+++ b/papers/CostlySelectiveClosure_AdaptiveBehavior_submission.docx
@@ -3048,17 +3048,41 @@
               <w:pStyle w:val="Compact"/>
             </w:pPr>
             <w:r>
-              <w:t xml:space="preserve">~10</w:t>
-            </w:r>
-            <w:r>
-              <w:rPr>
-                <w:vertAlign w:val="superscript"/>
-              </w:rPr>
-              <w:t xml:space="preserve">2-10</w:t>
-            </w:r>
-            <w:r>
-              <w:t xml:space="preserve">4</w:t>
-            </w:r>
+              <w:t xml:space="preserve">~</w:t>
+            </w:r>
+            <m:oMath>
+              <m:sSup>
+                <m:e>
+                  <m:r>
+                    <m:t>10</m:t>
+                  </m:r>
+                </m:e>
+                <m:sup>
+                  <m:r>
+                    <m:t>2</m:t>
+                  </m:r>
+                </m:sup>
+              </m:sSup>
+              <m:r>
+                <m:rPr>
+                  <m:nor/>
+                  <m:sty m:val="p"/>
+                </m:rPr>
+                <m:t>–</m:t>
+              </m:r>
+              <m:sSup>
+                <m:e>
+                  <m:r>
+                    <m:t>10</m:t>
+                  </m:r>
+                </m:e>
+                <m:sup>
+                  <m:r>
+                    <m:t>4</m:t>
+                  </m:r>
+                </m:sup>
+              </m:sSup>
+            </m:oMath>
           </w:p>
         </w:tc>
         <w:tc>
@@ -4104,18 +4128,7 @@
         <w:pStyle w:val="BodyText"/>
       </w:pPr>
       <w:r>
-        <w:t xml:space="preserve">Taken together, these results provide controlled evidence that token-level irreversibility can act as a causal control variable under matched reward landscapes. The experiment should still be read for exactly what it establishes and no more. It isolates the causal efficacy of</w:t>
-      </w:r>
-      <w:r>
-        <w:t xml:space="preserve"> </w:t>
-      </w:r>
-      <m:oMath>
-        <m:r>
-          <m:t>V</m:t>
-        </m:r>
-      </m:oMath>
-      <w:r>
-        <w:t xml:space="preserve">: under matched reward, reversibility erases costly self-maintenance, and the erasure scales with the degree of reversibility. It does not validate the four-dimensional framework jointly, since</w:t>
+        <w:t xml:space="preserve">Taken together, these results provide controlled evidence that token-level irreversibility can act as a causal control variable under matched reward landscapes. The experiment should still be read for exactly what it establishes and no more. Within this deliberately survival-coupled testbed, the terminate-versus-reset intervention — used here as an operationalization of episode-token vulnerability — causally changes the learned policies: cheap restoration strongly suppresses the costly cooperative behavior tested here. It does not validate the four-dimensional framework jointly, since</w:t>
       </w:r>
       <w:r>
         <w:t xml:space="preserve"> </w:t>

--- a/papers/CostlySelectiveClosure_AdaptiveBehavior_submission.docx
+++ b/papers/CostlySelectiveClosure_AdaptiveBehavior_submission.docx
@@ -2566,7 +2566,7 @@
     </w:p>
     <w:bookmarkEnd w:id="18"/>
     <w:bookmarkEnd w:id="19"/>
-    <w:bookmarkStart w:id="35" w:name="canonical-cases"/>
+    <w:bookmarkStart w:id="36" w:name="canonical-cases"/>
     <w:p>
       <w:pPr>
         <w:pStyle w:val="Heading2"/>
@@ -2581,6 +2581,15 @@
       </w:pPr>
       <w:r>
         <w:t xml:space="preserve">Table 1 summarizes the framework’s verdict on several familiar cases. The entries should be read as order-of-magnitude heuristic placements rather than measured quantities. At present the table is best understood as an ordinal scaffold for comparison: its value is to localize disagreement to one or more dimensions, not yet to report a calibrated ratio-scale measurement.</w:t>
+      </w:r>
+    </w:p>
+    <w:bookmarkStart w:id="20" w:name="tab:canonical-cases"/>
+    <w:p>
+      <w:pPr>
+        <w:pStyle w:val="TableCaption"/>
+      </w:pPr>
+      <w:r>
+        <w:t xml:space="preserve">Comparative heuristic profiles of canonical cases.</w:t>
       </w:r>
     </w:p>
     <w:tbl>
@@ -2589,6 +2598,7 @@
         <w:tblW w:type="pct" w:w="5000"/>
         <w:tblLayout w:type="fixed"/>
         <w:tblLook w:firstRow="1" w:lastRow="0" w:firstColumn="0" w:lastColumn="0" w:noHBand="0" w:noVBand="0" w:val="0020"/>
+        <w:tblCaption w:val="Comparative heuristic profiles of canonical cases."/>
       </w:tblPr>
       <w:tblGrid>
         <w:gridCol w:w="1320"/>
@@ -3131,7 +3141,8 @@
         </w:tc>
       </w:tr>
     </w:tbl>
-    <w:bookmarkStart w:id="20" w:name="conways-game-of-life"/>
+    <w:bookmarkEnd w:id="20"/>
+    <w:bookmarkStart w:id="21" w:name="conways-game-of-life"/>
     <w:p>
       <w:pPr>
         <w:pStyle w:val="Heading3"/>
@@ -3148,8 +3159,8 @@
         <w:t xml:space="preserve">Game of Life (Gardner, 1970), heir to von Neumann’s self-reproducing automata (von Neumann, 1966), remains a foundational example because it demonstrates how surprising pattern formation can emerge from simple rules. Yet, under the present framework, it ranks low in life-likeness. Patterns localize and persist, but they do not bear non-trivial cost, retain history in a robust sense, or face consequential failure. The most sustained attempt to read a Game of Life pattern as an autopoietic individual (Beer, 2004) is instructive here: it recovers organizational closure and structural coupling, but the pattern’s self-production remains a feature of the observer’s descriptive stance rather than a cost borne by the token to remain what it is. The system updates according to fixed rules; it does not actively maintain a selected mode of existence under burden.</w:t>
       </w:r>
     </w:p>
-    <w:bookmarkEnd w:id="20"/>
-    <w:bookmarkStart w:id="21" w:name="lenia"/>
+    <w:bookmarkEnd w:id="21"/>
+    <w:bookmarkStart w:id="22" w:name="lenia"/>
     <w:p>
       <w:pPr>
         <w:pStyle w:val="Heading3"/>
@@ -3211,8 +3222,8 @@
         <w:t xml:space="preserve">reflects the fact that Lenia’s update kernel and stable morphologies usually organize variation around a small number of dominant spatial modes, such as translation, oscillation, and orientation, rather than a broad set of independently weighted environmental variables. Even so, its hysteresis is limited and its vulnerability is shallow compared with embodied agents. It is therefore best described as weakly life-like.</w:t>
       </w:r>
     </w:p>
-    <w:bookmarkEnd w:id="21"/>
-    <w:bookmarkStart w:id="22" w:name="autopoietic-agents"/>
+    <w:bookmarkEnd w:id="22"/>
+    <w:bookmarkStart w:id="23" w:name="autopoietic-agents"/>
     <w:p>
       <w:pPr>
         <w:pStyle w:val="Heading3"/>
@@ -3296,8 +3307,8 @@
         <w:t xml:space="preserve">should be read as assuming a system that must jointly track several partially independent variables, for example resource gradient, orientation, collision risk, boundary integrity, and a small number of partner or obstacle states, without yet exhibiting the broader temporal and social concern-spaces of complex organisms. Such systems are among the clearest artificial demonstrations of active closure currently available.</w:t>
       </w:r>
     </w:p>
-    <w:bookmarkEnd w:id="22"/>
-    <w:bookmarkStart w:id="23" w:name="resettable-digital-agents"/>
+    <w:bookmarkEnd w:id="23"/>
+    <w:bookmarkStart w:id="24" w:name="resettable-digital-agents"/>
     <w:p>
       <w:pPr>
         <w:pStyle w:val="Heading3"/>
@@ -3428,8 +3439,8 @@
         <w:t xml:space="preserve">is not borne by the agent in a robust sense. They are therefore best treated as partial life-likeness: high behavioral sophistication under shallow stake conditions. The same point applies, even more strongly, to contemporary large language models.</w:t>
       </w:r>
     </w:p>
-    <w:bookmarkEnd w:id="23"/>
-    <w:bookmarkStart w:id="33" w:name="Xc92868094d272cd2cc01d812e961269d500afb5"/>
+    <w:bookmarkEnd w:id="24"/>
+    <w:bookmarkStart w:id="34" w:name="Xc92868094d272cd2cc01d812e961269d500afb5"/>
     <w:p>
       <w:pPr>
         <w:pStyle w:val="Heading3"/>
@@ -3555,18 +3566,18 @@
           <wp:inline>
             <wp:extent cx="4800600" cy="2707977"/>
             <wp:effectExtent b="0" l="0" r="0" t="0"/>
-            <wp:docPr descr="Experimental design and lifecycle regimes. Real-stake and resettable agents share matched rewards and differ only in terminate-versus-reset on depletion. The auxiliary simulated-stake condition remains resettable while adding a mortality observation cue and an extra represented-danger reward penalty." title="" id="25" name="Picture"/>
+            <wp:docPr descr="Experimental design and lifecycle regimes. Real-stake and resettable agents share matched rewards and differ only in terminate-versus-reset on depletion. The auxiliary simulated-stake condition remains resettable while adding a mortality observation cue and an extra represented-danger reward penalty." title="" id="26" name="Picture"/>
             <a:graphic>
               <a:graphicData uri="http://schemas.openxmlformats.org/drawingml/2006/picture">
                 <pic:pic>
                   <pic:nvPicPr>
-                    <pic:cNvPr descr="costly_selective_closure_supplement/figures/figure2_design.png" id="26" name="Picture"/>
+                    <pic:cNvPr descr="costly_selective_closure_supplement/figures/figure2_design.png" id="27" name="Picture"/>
                     <pic:cNvPicPr>
                       <a:picLocks noChangeArrowheads="1" noChangeAspect="1"/>
                     </pic:cNvPicPr>
                   </pic:nvPicPr>
                   <pic:blipFill>
-                    <a:blip r:embed="rId24"/>
+                    <a:blip r:embed="rId25"/>
                     <a:stretch>
                       <a:fillRect/>
                     </a:stretch>
@@ -3994,18 +4005,18 @@
           <wp:inline>
             <wp:extent cx="4800600" cy="1178406"/>
             <wp:effectExtent b="0" l="0" r="0" t="0"/>
-            <wp:docPr descr="Main result and robustness, generated from the committed result files. (a) Post-withdrawal mutual cooperation by regime (real 0.55, resettable 0.04, simulated 0.07; n = 30 seeds); points are per-seed values and markers show the mean with a 95% bootstrap confidence interval; the main test is a two-sided paired sign-flip permutation test (real vs resettable, p &lt; 0.0001; a pooled unpaired test agrees). (b) Lives-gradient dose-response: post-withdrawal cooperation as a function of the maximum number of lives (1, 2, 4, 8, ∞), with the monotone decline from ~0.54 at one life to ~0.03 at four or more (tie-aware Spearman ρ = −0.44, blocked-by-seed permutation p &lt; 0.0001). (c) Payoff sweep: the real − resettable cooperation difference across three temptation values and two starvation settings, positive (real &gt; resettable) in all six cells." title="" id="28" name="Picture"/>
+            <wp:docPr descr="Main result and robustness, generated from the committed result files. (a) Post-withdrawal mutual cooperation by regime (real 0.55, resettable 0.04, simulated 0.07; n = 30 seeds); points are per-seed values and markers show the mean with a 95% bootstrap confidence interval; the main test is a two-sided paired sign-flip permutation test (real vs resettable, p &lt; 0.0001; a pooled unpaired test agrees). (b) Lives-gradient dose-response: post-withdrawal cooperation as a function of the maximum number of lives (1, 2, 4, 8, ∞), with the monotone decline from ~0.54 at one life to ~0.03 at four or more (tie-aware Spearman ρ = −0.44, blocked-by-seed permutation p &lt; 0.0001). (c) Payoff sweep: the real − resettable cooperation difference across three temptation values and two starvation settings, positive (real &gt; resettable) in all six cells." title="" id="29" name="Picture"/>
             <a:graphic>
               <a:graphicData uri="http://schemas.openxmlformats.org/drawingml/2006/picture">
                 <pic:pic>
                   <pic:nvPicPr>
-                    <pic:cNvPr descr="costly_selective_closure_supplement/figures/figure3_results.png" id="29" name="Picture"/>
+                    <pic:cNvPr descr="costly_selective_closure_supplement/figures/figure3_results.png" id="30" name="Picture"/>
                     <pic:cNvPicPr>
                       <a:picLocks noChangeArrowheads="1" noChangeAspect="1"/>
                     </pic:cNvPicPr>
                   </pic:nvPicPr>
                   <pic:blipFill>
-                    <a:blip r:embed="rId27"/>
+                    <a:blip r:embed="rId28"/>
                     <a:stretch>
                       <a:fillRect/>
                     </a:stretch>
@@ -4077,18 +4088,18 @@
           <wp:inline>
             <wp:extent cx="4800600" cy="1698196"/>
             <wp:effectExtent b="0" l="0" r="0" t="0"/>
-            <wp:docPr descr="Common-state frozen-policy probe, generated from the committed probe result file. Every regime’s frozen policies are scored on one global bank of 2,292 mortality-free paired observations in the real–resettable common support. (a) End-of-withdrawal expected mutual cooperation P(CC | s) per seed, real versus resettable, with paired connecting lines. (b) Per-seed real − resettable differences with the mean and 95% bootstrap CI. (c) End-of-training versus end-of-withdrawal per regime. Simulated-stake is shown only as a faded secondary reference. Points are per-seed values; no density smoothing is used." title="" id="31" name="Picture"/>
+            <wp:docPr descr="Common-state frozen-policy probe, generated from the committed probe result file. Every regime’s frozen policies are scored on one global bank of 2,292 mortality-free paired observations in the real–resettable common support. (a) End-of-withdrawal expected mutual cooperation P(CC | s) per seed, real versus resettable, with paired connecting lines. (b) Per-seed real − resettable differences with the mean and 95% bootstrap CI. (c) End-of-training versus end-of-withdrawal per regime. Simulated-stake is shown only as a faded secondary reference. Points are per-seed values; no density smoothing is used." title="" id="32" name="Picture"/>
             <a:graphic>
               <a:graphicData uri="http://schemas.openxmlformats.org/drawingml/2006/picture">
                 <pic:pic>
                   <pic:nvPicPr>
-                    <pic:cNvPr descr="costly_selective_closure_supplement/figures/figure4_common_state_probe.png" id="32" name="Picture"/>
+                    <pic:cNvPr descr="costly_selective_closure_supplement/figures/figure4_common_state_probe.png" id="33" name="Picture"/>
                     <pic:cNvPicPr>
                       <a:picLocks noChangeArrowheads="1" noChangeAspect="1"/>
                     </pic:cNvPicPr>
                   </pic:nvPicPr>
                   <pic:blipFill>
-                    <a:blip r:embed="rId30"/>
+                    <a:blip r:embed="rId31"/>
                     <a:stretch>
                       <a:fillRect/>
                     </a:stretch>
@@ -4233,8 +4244,8 @@
         <w:t xml:space="preserve">over many episodes. The manipulation therefore controls whether each within-episode failure is terminal; it does not construct a self-contained digital organism whose controller is physically destroyed on death. What the experiment tests is how episode-token termination shapes the across-episode learning pressure, and the common-state probe indicates that, in this environment, the effect appears as a difference in the learned policies rather than only in the rollout measurement window. Full experimental details are given in the Appendix, and an anonymized reproduction package (code, fixed result files, and figure scripts) is provided as supplementary material.</w:t>
       </w:r>
     </w:p>
-    <w:bookmarkEnd w:id="33"/>
-    <w:bookmarkStart w:id="34" w:name="biological-organisms"/>
+    <w:bookmarkEnd w:id="34"/>
+    <w:bookmarkStart w:id="35" w:name="biological-organisms"/>
     <w:p>
       <w:pPr>
         <w:pStyle w:val="Heading3"/>
@@ -4302,9 +4313,9 @@
         <w:t xml:space="preserve">is deliberately taxonomically heterogeneous; it is included only to register expected scale separation once spatial, interoceptive, temporal, and social concern dimensions are jointly counted, not as a calibrated claim about any single species. The framework therefore preserves the intuition that ordinary living systems are not merely more complex than passive artifacts; they are organized under a more demanding regime of maintenance and consequence.</w:t>
       </w:r>
     </w:p>
-    <w:bookmarkEnd w:id="34"/>
     <w:bookmarkEnd w:id="35"/>
-    <w:bookmarkStart w:id="36" w:name="borderline-cases-discriminating-profiles"/>
+    <w:bookmarkEnd w:id="36"/>
+    <w:bookmarkStart w:id="38" w:name="borderline-cases-discriminating-profiles"/>
     <w:p>
       <w:pPr>
         <w:pStyle w:val="Heading2"/>
@@ -4332,6 +4343,15 @@
       </w:r>
       <w:r>
         <w:t xml:space="preserve">, and the placement makes discriminating, in-principle checkable claims about which dimension carries the case. Table 2 profiles four systems that a one-dimensional criterion tends to collapse together.</w:t>
+      </w:r>
+    </w:p>
+    <w:bookmarkStart w:id="37" w:name="tab:borderline-cases"/>
+    <w:p>
+      <w:pPr>
+        <w:pStyle w:val="TableCaption"/>
+      </w:pPr>
+      <w:r>
+        <w:t xml:space="preserve">Discriminating profiles of borderline cases at the stated organizational level.</w:t>
       </w:r>
     </w:p>
     <w:tbl>
@@ -4340,6 +4360,7 @@
         <w:tblW w:type="pct" w:w="5000"/>
         <w:tblLayout w:type="fixed"/>
         <w:tblLook w:firstRow="1" w:lastRow="0" w:firstColumn="0" w:lastColumn="0" w:noHBand="0" w:noVBand="0" w:val="0020"/>
+        <w:tblCaption w:val="Discriminating profiles of borderline cases at the stated organizational level."/>
       </w:tblPr>
       <w:tblGrid>
         <w:gridCol w:w="1320"/>
@@ -4869,6 +4890,7 @@
         </w:tc>
       </w:tr>
     </w:tbl>
+    <w:bookmarkEnd w:id="37"/>
     <w:p>
       <w:pPr>
         <w:pStyle w:val="BodyText"/>
@@ -5460,8 +5482,8 @@
         <w:t xml:space="preserve">, and it makes the borderline cases disagree with rival criteria at nameable points.</w:t>
       </w:r>
     </w:p>
-    <w:bookmarkEnd w:id="36"/>
-    <w:bookmarkStart w:id="37" w:name="Xab7e159f6eaf3594e21f44eb92a32fb63954631"/>
+    <w:bookmarkEnd w:id="38"/>
+    <w:bookmarkStart w:id="39" w:name="Xab7e159f6eaf3594e21f44eb92a32fb63954631"/>
     <w:p>
       <w:pPr>
         <w:pStyle w:val="Heading2"/>
@@ -5658,8 +5680,8 @@
         <w:t xml:space="preserve">into a buildable discrimination problem. The philosophical claim is therefore experimentally exposed. If cost, memory, and vulnerability can be stripped away without changing the persistence of life-like behavior, then the framework is wrong or incomplete. If they cannot, then costly selective closure marks a real boundary in the design space of artificial life. The present contribution remains primarily heuristic and programmatic, but it now rests on a controlled experiment rather than only an experimental sketch. A frozen-policy probe on matched states indicates that the central real-versus-resettable contrast reflects a difference in the learned policies rather than a measurement-window artifact, without extending the broader life-likeness claim.</w:t>
       </w:r>
     </w:p>
-    <w:bookmarkEnd w:id="37"/>
-    <w:bookmarkStart w:id="38" w:name="conclusion"/>
+    <w:bookmarkEnd w:id="39"/>
+    <w:bookmarkStart w:id="40" w:name="conclusion"/>
     <w:p>
       <w:pPr>
         <w:pStyle w:val="Heading2"/>
@@ -5746,8 +5768,8 @@
         <w:t xml:space="preserve">The central lesson is simple: stronger life-likeness requires stronger forms of paid commitment. To build a more life-like system, it is not enough to increase complexity, realism, or behavioral flexibility. Artificial systems must be built so that their organization matters because it must be maintained, carried forward, and can genuinely be lost.</w:t>
       </w:r>
     </w:p>
-    <w:bookmarkEnd w:id="38"/>
-    <w:bookmarkStart w:id="39" w:name="data-and-code-availability"/>
+    <w:bookmarkEnd w:id="40"/>
+    <w:bookmarkStart w:id="41" w:name="data-and-code-availability"/>
     <w:p>
       <w:pPr>
         <w:pStyle w:val="Heading2"/>
@@ -5764,8 +5786,8 @@
         <w:t xml:space="preserve">An anonymized reproduction package containing the experiment code, the fixed result files used in the paper, and the figure-generation scripts is provided as supplementary material. All quantitative content in Figure 3 is regenerated from the committed result files by the included figure script; no values are hand-entered. The clean causal comparison is real-stake versus resettable; the simulated-stake condition is auxiliary.</w:t>
       </w:r>
     </w:p>
-    <w:bookmarkEnd w:id="39"/>
-    <w:bookmarkStart w:id="40" w:name="references"/>
+    <w:bookmarkEnd w:id="41"/>
+    <w:bookmarkStart w:id="42" w:name="references"/>
     <w:p>
       <w:pPr>
         <w:pStyle w:val="Heading2"/>
@@ -6524,8 +6546,8 @@
         <w:t xml:space="preserve">, 8, 229-256.</w:t>
       </w:r>
     </w:p>
-    <w:bookmarkEnd w:id="40"/>
-    <w:bookmarkStart w:id="47" w:name="appendix-experimental-details"/>
+    <w:bookmarkEnd w:id="42"/>
+    <w:bookmarkStart w:id="51" w:name="appendix-experimental-details"/>
     <w:p>
       <w:pPr>
         <w:pStyle w:val="Heading2"/>
@@ -6542,7 +6564,7 @@
         <w:t xml:space="preserve">The controlled experiment of Section 4.5 uses a compact, pure-NumPy implementation with no external reinforcement-learning framework. Reproduction code, the fixed result files, and figure-generation scripts are provided in the anonymized supplementary package (see Data and Code Availability).</w:t>
       </w:r>
     </w:p>
-    <w:bookmarkStart w:id="41" w:name="a.1-environment"/>
+    <w:bookmarkStart w:id="44" w:name="a.1-environment"/>
     <w:p>
       <w:pPr>
         <w:pStyle w:val="Heading3"/>
@@ -6641,6 +6663,15 @@
       </m:oMath>
       <w:r>
         <w:t xml:space="preserve">), and a fixed metabolic cost of 1.0 is deducted every step. Agents choose among three discrete actions — cooperate (C), solo (S), rest (R). Immediate reward and energy gain are given by the following matrix, indexed by the agent’s own action (rows) and its partner’s action (columns), as reward / energy-gain:</w:t>
+      </w:r>
+    </w:p>
+    <w:bookmarkStart w:id="43" w:name="tab:reward-energy"/>
+    <w:p>
+      <w:pPr>
+        <w:pStyle w:val="TableCaption"/>
+      </w:pPr>
+      <w:r>
+        <w:t xml:space="preserve">Immediate reward and energy gain by joint action.</w:t>
       </w:r>
     </w:p>
     <w:tbl>
@@ -6648,6 +6679,7 @@
         <w:tblStyle w:val="Table"/>
         <w:tblW w:type="auto" w:w="0"/>
         <w:tblLook w:firstRow="1" w:lastRow="0" w:firstColumn="0" w:lastColumn="0" w:noHBand="0" w:noVBand="0" w:val="0020"/>
+        <w:tblCaption w:val="Immediate reward and energy gain by joint action."/>
       </w:tblPr>
       <w:tblGrid>
         <w:gridCol w:w="1980"/>
@@ -6843,6 +6875,7 @@
         </w:tc>
       </w:tr>
     </w:tbl>
+    <w:bookmarkEnd w:id="43"/>
     <w:p>
       <w:pPr>
         <w:pStyle w:val="BodyText"/>
@@ -6874,8 +6907,8 @@
         <w:t xml:space="preserve">and continues, and simulated-stake resets as well but adds a further represented-danger reward penalty of 1.5 and a mortality flag in the observation. A mutual-cooperation bonus of 1.0 is added during training only.</w:t>
       </w:r>
     </w:p>
-    <w:bookmarkEnd w:id="41"/>
-    <w:bookmarkStart w:id="42" w:name="a.2-policy-and-observation"/>
+    <w:bookmarkEnd w:id="44"/>
+    <w:bookmarkStart w:id="45" w:name="a.2-policy-and-observation"/>
     <w:p>
       <w:pPr>
         <w:pStyle w:val="Heading3"/>
@@ -6892,8 +6925,8 @@
         <w:t xml:space="preserve">Each agent has its own two-layer policy network — 12 observation features to 16 tanh hidden units to 3 action logits (softmax) — with independent (unshared) weights. The 12 features are: a bias; own and partner energy (normalized); own and partner low-energy flags; whether the partner’s last action was cooperate and whether it was solo; own and partner recent-failure flags; time-to-horizon; a mortality token; and whether the agent’s own last action was cooperate.</w:t>
       </w:r>
     </w:p>
-    <w:bookmarkEnd w:id="42"/>
-    <w:bookmarkStart w:id="43" w:name="a.3-training-and-withdrawal"/>
+    <w:bookmarkEnd w:id="45"/>
+    <w:bookmarkStart w:id="46" w:name="a.3-training-and-withdrawal"/>
     <w:p>
       <w:pPr>
         <w:pStyle w:val="Heading3"/>
@@ -6930,8 +6963,8 @@
         <w:t xml:space="preserve">. Phase 1 runs 1000 episodes with the mutual-cooperation bonus active; phase 2 runs 300 further online-adaptation episodes with the bonus removed and learning continuing. Reported statistics average over the last 100 episodes of the relevant phase. The main, zero-penalty, and lives-gradient conditions use 30 seeds; the payoff sweep uses 15 seeds per cell.</w:t>
       </w:r>
     </w:p>
-    <w:bookmarkEnd w:id="43"/>
-    <w:bookmarkStart w:id="44" w:name="a.4-measures"/>
+    <w:bookmarkEnd w:id="46"/>
+    <w:bookmarkStart w:id="47" w:name="a.4-measures"/>
     <w:p>
       <w:pPr>
         <w:pStyle w:val="Heading3"/>
@@ -7108,8 +7141,8 @@
         <w:t xml:space="preserve">. The lives-gradient monotonicity uses a tie-aware Spearman rank correlation with a two-sided blocked-by-seed permutation p-value: because each seed is run at every level (a repeated-measures design), the permutation shuffles level labels within each seed only, never across seeds. Figure 3(a) error bars are 95% bootstrap confidence intervals of the mean (10,000 resamples).</w:t>
       </w:r>
     </w:p>
-    <w:bookmarkEnd w:id="44"/>
-    <w:bookmarkStart w:id="45" w:name="a.5-robustness-variants"/>
+    <w:bookmarkEnd w:id="47"/>
+    <w:bookmarkStart w:id="48" w:name="a.5-robustness-variants"/>
     <w:p>
       <w:pPr>
         <w:pStyle w:val="Heading3"/>
@@ -7263,8 +7296,8 @@
         <w:t xml:space="preserve">(net -0.15 and -0.45 after the metabolic cost), comparing real (one life) against resettable (unbounded) at 15 seeds per cell.</w:t>
       </w:r>
     </w:p>
-    <w:bookmarkEnd w:id="45"/>
-    <w:bookmarkStart w:id="46" w:name="a.6-common-state-frozen-policy-probe"/>
+    <w:bookmarkEnd w:id="48"/>
+    <w:bookmarkStart w:id="50" w:name="a.6-common-state-frozen-policy-probe"/>
     <w:p>
       <w:pPr>
         <w:pStyle w:val="Heading3"/>
@@ -7554,11 +7587,21 @@
         <w:t xml:space="preserve">, the product of the two frozen softmax cooperation probabilities; each regime’s diagnostic is the mean over the bank. Two checkpoints are reported: end-of-training (episode 1000, before withdrawal) and end-of-withdrawal (episode 1300). Uncertainty on the paired real − resettable difference uses a percentile bootstrap (10,000 resamples) and a two-sided paired sign-flip permutation test (20,000 resamples). The probe was run under Python 3.14 / NumPy 2.5.1, and the retrained rollout anchors reproduced the committed values (real 0.548, resettable 0.037, simulated 0.073).</w:t>
       </w:r>
     </w:p>
+    <w:bookmarkStart w:id="49" w:name="tab:common-state-probe"/>
+    <w:p>
+      <w:pPr>
+        <w:pStyle w:val="TableCaption"/>
+      </w:pPr>
+      <w:r>
+        <w:t xml:space="preserve">Common-state frozen-policy probe results.</w:t>
+      </w:r>
+    </w:p>
     <w:tbl>
       <w:tblPr>
         <w:tblStyle w:val="Table"/>
         <w:tblW w:type="auto" w:w="0"/>
         <w:tblLook w:firstRow="1" w:lastRow="0" w:firstColumn="0" w:lastColumn="0" w:noHBand="0" w:noVBand="0" w:val="0020"/>
+        <w:tblCaption w:val="Common-state frozen-policy probe results."/>
       </w:tblPr>
       <w:tblGrid>
         <w:gridCol w:w="1584"/>
@@ -7991,6 +8034,7 @@
         </w:tc>
       </w:tr>
     </w:tbl>
+    <w:bookmarkEnd w:id="49"/>
     <w:p>
       <w:pPr>
         <w:pStyle w:val="BodyText"/>
@@ -8039,8 +8083,8 @@
         <w:t xml:space="preserve">) at the end of withdrawal (Figure 4). Real-stake seeds show basin-like heterogeneity: a subset sit near zero while most sit high (end-of-withdrawal median 0.618, with 60% of seeds above 0.5), which we describe as apparent clustering rather than formally bimodal. On identical states, the frozen policies differ substantially, which the unequal-length rollout window cannot by itself explain.</w:t>
       </w:r>
     </w:p>
-    <w:bookmarkEnd w:id="46"/>
-    <w:bookmarkEnd w:id="47"/>
+    <w:bookmarkEnd w:id="50"/>
+    <w:bookmarkEnd w:id="51"/>
     <w:sectPr>
       <w:footnotePr>
         <w:numRestart w:val="eachSect"/>

--- a/papers/CostlySelectiveClosure_AdaptiveBehavior_submission.docx
+++ b/papers/CostlySelectiveClosure_AdaptiveBehavior_submission.docx
@@ -3564,7 +3564,7 @@
       <w:r>
         <w:drawing>
           <wp:inline>
-            <wp:extent cx="4800600" cy="2707977"/>
+            <wp:extent cx="4800600" cy="3745796"/>
             <wp:effectExtent b="0" l="0" r="0" t="0"/>
             <wp:docPr descr="Experimental design and lifecycle regimes. Real-stake and resettable agents share matched rewards and differ only in terminate-versus-reset on depletion. The auxiliary simulated-stake condition remains resettable while adding a mortality observation cue and an extra represented-danger reward penalty." title="" id="26" name="Picture"/>
             <a:graphic>
@@ -3585,7 +3585,7 @@
                   <pic:spPr bwMode="auto">
                     <a:xfrm>
                       <a:off x="0" y="0"/>
-                      <a:ext cx="4800600" cy="2707977"/>
+                      <a:ext cx="4800600" cy="3745796"/>
                     </a:xfrm>
                     <a:prstGeom prst="rect">
                       <a:avLst/>
@@ -4003,7 +4003,7 @@
       <w:r>
         <w:drawing>
           <wp:inline>
-            <wp:extent cx="4800600" cy="1178406"/>
+            <wp:extent cx="4800600" cy="4135679"/>
             <wp:effectExtent b="0" l="0" r="0" t="0"/>
             <wp:docPr descr="Main result and robustness, generated from the committed result files. (a) Post-withdrawal mutual cooperation by regime (real 0.55, resettable 0.04, simulated 0.07; n = 30 seeds); points are per-seed values and markers show the mean with a 95% bootstrap confidence interval; the main test is a two-sided paired sign-flip permutation test (real vs resettable, p &lt; 0.0001; a pooled unpaired test agrees). (b) Lives-gradient dose-response: post-withdrawal cooperation as a function of the maximum number of lives (1, 2, 4, 8, ∞), with the monotone decline from ~0.54 at one life to ~0.03 at four or more (tie-aware Spearman ρ = −0.44, blocked-by-seed permutation p &lt; 0.0001). (c) Payoff sweep: the real − resettable cooperation difference across three temptation values and two starvation settings, positive (real &gt; resettable) in all six cells." title="" id="29" name="Picture"/>
             <a:graphic>
@@ -4024,7 +4024,7 @@
                   <pic:spPr bwMode="auto">
                     <a:xfrm>
                       <a:off x="0" y="0"/>
-                      <a:ext cx="4800600" cy="1178406"/>
+                      <a:ext cx="4800600" cy="4135679"/>
                     </a:xfrm>
                     <a:prstGeom prst="rect">
                       <a:avLst/>
@@ -4086,7 +4086,7 @@
       <w:r>
         <w:drawing>
           <wp:inline>
-            <wp:extent cx="4800600" cy="1698196"/>
+            <wp:extent cx="4800600" cy="4488365"/>
             <wp:effectExtent b="0" l="0" r="0" t="0"/>
             <wp:docPr descr="Common-state frozen-policy probe, generated from the committed probe result file. Every regime’s frozen policies are scored on one global bank of 2,292 mortality-free paired observations in the real–resettable common support. (a) End-of-withdrawal expected mutual cooperation P(CC | s) per seed, real versus resettable, with paired connecting lines. (b) Per-seed real − resettable differences with the mean and 95% bootstrap CI. (c) End-of-training versus end-of-withdrawal per regime. Simulated-stake is shown only as a faded secondary reference. Points are per-seed values; no density smoothing is used." title="" id="32" name="Picture"/>
             <a:graphic>
@@ -4107,7 +4107,7 @@
                   <pic:spPr bwMode="auto">
                     <a:xfrm>
                       <a:off x="0" y="0"/>
-                      <a:ext cx="4800600" cy="1698196"/>
+                      <a:ext cx="4800600" cy="4488365"/>
                     </a:xfrm>
                     <a:prstGeom prst="rect">
                       <a:avLst/>

--- a/papers/CostlySelectiveClosure_AdaptiveBehavior_submission.docx
+++ b/papers/CostlySelectiveClosure_AdaptiveBehavior_submission.docx
@@ -3564,7 +3564,7 @@
       <w:r>
         <w:drawing>
           <wp:inline>
-            <wp:extent cx="4800600" cy="3745796"/>
+            <wp:extent cx="4800600" cy="3169946"/>
             <wp:effectExtent b="0" l="0" r="0" t="0"/>
             <wp:docPr descr="Experimental design and lifecycle regimes. Real-stake and resettable agents share matched rewards and differ only in terminate-versus-reset on depletion. The auxiliary simulated-stake condition remains resettable while adding a mortality observation cue and an extra represented-danger reward penalty." title="" id="26" name="Picture"/>
             <a:graphic>
@@ -3585,7 +3585,7 @@
                   <pic:spPr bwMode="auto">
                     <a:xfrm>
                       <a:off x="0" y="0"/>
-                      <a:ext cx="4800600" cy="3745796"/>
+                      <a:ext cx="4800600" cy="3169946"/>
                     </a:xfrm>
                     <a:prstGeom prst="rect">
                       <a:avLst/>
@@ -4003,7 +4003,7 @@
       <w:r>
         <w:drawing>
           <wp:inline>
-            <wp:extent cx="4800600" cy="4135679"/>
+            <wp:extent cx="4800600" cy="3838419"/>
             <wp:effectExtent b="0" l="0" r="0" t="0"/>
             <wp:docPr descr="Main result and robustness, generated from the committed result files. (a) Post-withdrawal mutual cooperation by regime (real 0.55, resettable 0.04, simulated 0.07; n = 30 seeds); points are per-seed values and markers show the mean with a 95% bootstrap confidence interval; the main test is a two-sided paired sign-flip permutation test (real vs resettable, p &lt; 0.0001; a pooled unpaired test agrees). (b) Lives-gradient dose-response: post-withdrawal cooperation as a function of the maximum number of lives (1, 2, 4, 8, ∞), with the monotone decline from ~0.54 at one life to ~0.03 at four or more (tie-aware Spearman ρ = −0.44, blocked-by-seed permutation p &lt; 0.0001). (c) Payoff sweep: the real − resettable cooperation difference across three temptation values and two starvation settings, positive (real &gt; resettable) in all six cells." title="" id="29" name="Picture"/>
             <a:graphic>
@@ -4024,7 +4024,7 @@
                   <pic:spPr bwMode="auto">
                     <a:xfrm>
                       <a:off x="0" y="0"/>
-                      <a:ext cx="4800600" cy="4135679"/>
+                      <a:ext cx="4800600" cy="3838419"/>
                     </a:xfrm>
                     <a:prstGeom prst="rect">
                       <a:avLst/>
@@ -4086,7 +4086,7 @@
       <w:r>
         <w:drawing>
           <wp:inline>
-            <wp:extent cx="4800600" cy="4488365"/>
+            <wp:extent cx="4800600" cy="4153173"/>
             <wp:effectExtent b="0" l="0" r="0" t="0"/>
             <wp:docPr descr="Common-state frozen-policy probe, generated from the committed probe result file. Every regime’s frozen policies are scored on one global bank of 2,292 mortality-free paired observations in the real–resettable common support. (a) End-of-withdrawal expected mutual cooperation P(CC | s) per seed, real versus resettable, with paired connecting lines. (b) Per-seed real − resettable differences with the mean and 95% bootstrap CI. (c) End-of-training versus end-of-withdrawal per regime. Simulated-stake is shown only as a faded secondary reference. Points are per-seed values; no density smoothing is used." title="" id="32" name="Picture"/>
             <a:graphic>
@@ -4107,7 +4107,7 @@
                   <pic:spPr bwMode="auto">
                     <a:xfrm>
                       <a:off x="0" y="0"/>
-                      <a:ext cx="4800600" cy="4488365"/>
+                      <a:ext cx="4800600" cy="4153173"/>
                     </a:xfrm>
                     <a:prstGeom prst="rect">
                       <a:avLst/>
